--- a/Documentacao/15 - Prototipacao de Telas.docx
+++ b/Documentacao/15 - Prototipacao de Telas.docx
@@ -1,6 +1,6 @@
 
 <file path=word/document.xml><?xml version="1.0" encoding="utf-8"?>
-<w:document xmlns:wpc="http://schemas.microsoft.com/office/word/2010/wordprocessingCanvas" xmlns:cx="http://schemas.microsoft.com/office/drawing/2014/chartex" xmlns:cx1="http://schemas.microsoft.com/office/drawing/2015/9/8/chartex" xmlns:cx2="http://schemas.microsoft.com/office/drawing/2015/10/21/chartex" xmlns:cx3="http://schemas.microsoft.com/office/drawing/2016/5/9/chartex" xmlns:cx4="http://schemas.microsoft.com/office/drawing/2016/5/10/chartex" xmlns:cx5="http://schemas.microsoft.com/office/drawing/2016/5/11/chartex" xmlns:cx6="http://schemas.microsoft.com/office/drawing/2016/5/12/chartex" xmlns:cx7="http://schemas.microsoft.com/office/drawing/2016/5/13/chartex" xmlns:cx8="http://schemas.microsoft.com/office/drawing/2016/5/14/chartex" xmlns:mc="http://schemas.openxmlformats.org/markup-compatibility/2006" xmlns:aink="http://schemas.microsoft.com/office/drawing/2016/ink" xmlns:am3d="http://schemas.microsoft.com/office/drawing/2017/model3d" xmlns:o="urn:schemas-microsoft-com:office:office" xmlns:oel="http://schemas.microsoft.com/office/2019/extlst" xmlns:r="http://schemas.openxmlformats.org/officeDocument/2006/relationships" xmlns:m="http://schemas.openxmlformats.org/officeDocument/2006/math" xmlns:v="urn:schemas-microsoft-com:vml" xmlns:wp14="http://schemas.microsoft.com/office/word/2010/wordprocessingDrawing" xmlns:wp="http://schemas.openxmlformats.org/drawingml/2006/wordprocessingDrawing" xmlns:w10="urn:schemas-microsoft-com:office:word" xmlns:w="http://schemas.openxmlformats.org/wordprocessingml/2006/main" xmlns:w14="http://schemas.microsoft.com/office/word/2010/wordml" xmlns:w15="http://schemas.microsoft.com/office/word/2012/wordml" xmlns:w16cex="http://schemas.microsoft.com/office/word/2018/wordml/cex" xmlns:w16cid="http://schemas.microsoft.com/office/word/2016/wordml/cid" xmlns:w16="http://schemas.microsoft.com/office/word/2018/wordml" xmlns:w16du="http://schemas.microsoft.com/office/word/2023/wordml/word16du" xmlns:w16sdtdh="http://schemas.microsoft.com/office/word/2020/wordml/sdtdatahash" xmlns:w16sdtfl="http://schemas.microsoft.com/office/word/2024/wordml/sdtformatlock" xmlns:w16se="http://schemas.microsoft.com/office/word/2015/wordml/symex" xmlns:wpg="http://schemas.microsoft.com/office/word/2010/wordprocessingGroup" xmlns:wpi="http://schemas.microsoft.com/office/word/2010/wordprocessingInk" xmlns:wne="http://schemas.microsoft.com/office/word/2006/wordml" xmlns:wps="http://schemas.microsoft.com/office/word/2010/wordprocessingShape" mc:Ignorable="w14 w15 w16se w16cid w16 w16cex w16sdtdh w16sdtfl w16du wp14">
+<w:document xmlns:wpc="http://schemas.microsoft.com/office/word/2010/wordprocessingCanvas" xmlns:cx="http://schemas.microsoft.com/office/drawing/2014/chartex" xmlns:cx1="http://schemas.microsoft.com/office/drawing/2015/9/8/chartex" xmlns:cx2="http://schemas.microsoft.com/office/drawing/2015/10/21/chartex" xmlns:cx3="http://schemas.microsoft.com/office/drawing/2016/5/9/chartex" xmlns:cx4="http://schemas.microsoft.com/office/drawing/2016/5/10/chartex" xmlns:cx5="http://schemas.microsoft.com/office/drawing/2016/5/11/chartex" xmlns:cx6="http://schemas.microsoft.com/office/drawing/2016/5/12/chartex" xmlns:cx7="http://schemas.microsoft.com/office/drawing/2016/5/13/chartex" xmlns:cx8="http://schemas.microsoft.com/office/drawing/2016/5/14/chartex" xmlns:mc="http://schemas.openxmlformats.org/markup-compatibility/2006" xmlns:aink="http://schemas.microsoft.com/office/drawing/2016/ink" xmlns:am3d="http://schemas.microsoft.com/office/drawing/2017/model3d" xmlns:o="urn:schemas-microsoft-com:office:office" xmlns:oel="http://schemas.microsoft.com/office/2019/extlst" xmlns:r="http://schemas.openxmlformats.org/officeDocument/2006/relationships" xmlns:m="http://schemas.openxmlformats.org/officeDocument/2006/math" xmlns:v="urn:schemas-microsoft-com:vml" xmlns:wp14="http://schemas.microsoft.com/office/word/2010/wordprocessingDrawing" xmlns:wp="http://schemas.openxmlformats.org/drawingml/2006/wordprocessingDrawing" xmlns:w10="urn:schemas-microsoft-com:office:word" xmlns:w="http://schemas.openxmlformats.org/wordprocessingml/2006/main" xmlns:w14="http://schemas.microsoft.com/office/word/2010/wordml" xmlns:w15="http://schemas.microsoft.com/office/word/2012/wordml" xmlns:w16cei="http://schemas.microsoft.com/office/word/2026/wordml/cei" xmlns:w16cex="http://schemas.microsoft.com/office/word/2018/wordml/cex" xmlns:w16cid="http://schemas.microsoft.com/office/word/2016/wordml/cid" xmlns:w16="http://schemas.microsoft.com/office/word/2018/wordml" xmlns:w16du="http://schemas.microsoft.com/office/word/2023/wordml/word16du" xmlns:w16sdtdh="http://schemas.microsoft.com/office/word/2020/wordml/sdtdatahash" xmlns:w16sdtfl="http://schemas.microsoft.com/office/word/2024/wordml/sdtformatlock" xmlns:w16se="http://schemas.microsoft.com/office/word/2015/wordml/symex" xmlns:wpg="http://schemas.microsoft.com/office/word/2010/wordprocessingGroup" xmlns:wpi="http://schemas.microsoft.com/office/word/2010/wordprocessingInk" xmlns:wne="http://schemas.microsoft.com/office/word/2006/wordml" xmlns:wps="http://schemas.microsoft.com/office/word/2010/wordprocessingShape" mc:Ignorable="w14 w15 w16se w16cid w16 w16cex w16sdtdh w16sdtfl w16du wp14">
   <w:body>
     <w:p>
       <w:pPr>
@@ -34,21 +34,7 @@
         <w:rPr>
           <w:rFonts w:ascii="Times New Roman" w:hAnsi="Times New Roman" w:cs="Times New Roman"/>
         </w:rPr>
-        <w:t xml:space="preserve">Projeto: </w:t>
-      </w:r>
-      <w:proofErr w:type="spellStart"/>
-      <w:r>
-        <w:rPr>
-          <w:rFonts w:ascii="Times New Roman" w:hAnsi="Times New Roman" w:cs="Times New Roman"/>
-        </w:rPr>
-        <w:t>MechSystem</w:t>
-      </w:r>
-      <w:proofErr w:type="spellEnd"/>
-      <w:r>
-        <w:rPr>
-          <w:rFonts w:ascii="Times New Roman" w:hAnsi="Times New Roman" w:cs="Times New Roman"/>
-        </w:rPr>
-        <w:t xml:space="preserve"> – Sistema de Gestão para Oficinas Mecânicas</w:t>
+        <w:t>Projeto: MechSystem – Sistema de Gestão para Oficinas Mecânicas</w:t>
       </w:r>
       <w:r>
         <w:rPr>
@@ -91,34 +77,6 @@
         <w:br/>
         <w:t>Autor: Ryan Cristian</w:t>
       </w:r>
-      <w:r>
-        <w:rPr>
-          <w:rFonts w:ascii="Times New Roman" w:hAnsi="Times New Roman" w:cs="Times New Roman"/>
-        </w:rPr>
-        <w:br/>
-      </w:r>
-      <w:proofErr w:type="spellStart"/>
-      <w:r>
-        <w:rPr>
-          <w:rFonts w:ascii="Times New Roman" w:hAnsi="Times New Roman" w:cs="Times New Roman"/>
-        </w:rPr>
-        <w:t>Diciplina</w:t>
-      </w:r>
-      <w:proofErr w:type="spellEnd"/>
-      <w:r>
-        <w:rPr>
-          <w:rFonts w:ascii="Times New Roman" w:hAnsi="Times New Roman" w:cs="Times New Roman"/>
-        </w:rPr>
-        <w:t xml:space="preserve">: Engenharia de Software III – Prof. Alessandro </w:t>
-      </w:r>
-      <w:proofErr w:type="spellStart"/>
-      <w:r>
-        <w:rPr>
-          <w:rFonts w:ascii="Times New Roman" w:hAnsi="Times New Roman" w:cs="Times New Roman"/>
-        </w:rPr>
-        <w:t>Fukuta</w:t>
-      </w:r>
-      <w:proofErr w:type="spellEnd"/>
     </w:p>
     <w:p>
       <w:pPr>
@@ -200,27 +158,7 @@
           <w:lang w:eastAsia="pt-BR"/>
           <w14:ligatures w14:val="none"/>
         </w:rPr>
-        <w:t xml:space="preserve"> completo do sistema </w:t>
-      </w:r>
-      <w:proofErr w:type="spellStart"/>
-      <w:r>
-        <w:rPr>
-          <w:rFonts w:ascii="Times New Roman" w:eastAsia="Times New Roman" w:hAnsi="Times New Roman" w:cs="Times New Roman"/>
-          <w:kern w:val="0"/>
-          <w:lang w:eastAsia="pt-BR"/>
-          <w14:ligatures w14:val="none"/>
-        </w:rPr>
-        <w:t>MechSystem</w:t>
-      </w:r>
-      <w:proofErr w:type="spellEnd"/>
-      <w:r>
-        <w:rPr>
-          <w:rFonts w:ascii="Times New Roman" w:eastAsia="Times New Roman" w:hAnsi="Times New Roman" w:cs="Times New Roman"/>
-          <w:kern w:val="0"/>
-          <w:lang w:eastAsia="pt-BR"/>
-          <w14:ligatures w14:val="none"/>
-        </w:rPr>
-        <w:t xml:space="preserve">, mapeado diretamente do código-fonte (diretório </w:t>
+        <w:t xml:space="preserve"> completo do sistema MechSystem, mapeado diretamente do código-fonte (diretório </w:t>
       </w:r>
       <w:r>
         <w:rPr>
@@ -331,6 +269,7 @@
           <w:rFonts w:ascii="Times New Roman" w:eastAsia="Times New Roman" w:hAnsi="Times New Roman" w:cs="Times New Roman"/>
           <w:b/>
           <w:bCs/>
+          <w:noProof/>
           <w:kern w:val="0"/>
           <w:lang w:eastAsia="pt-BR"/>
           <w14:ligatures w14:val="none"/>
@@ -419,6 +358,7 @@
           <w:lang w:eastAsia="pt-BR"/>
           <w14:ligatures w14:val="none"/>
         </w:rPr>
+        <w:lastRenderedPageBreak/>
         <w:t>Descrição dos Elementos</w:t>
       </w:r>
     </w:p>
@@ -564,21 +504,8 @@
                 <w:lang w:eastAsia="pt-BR"/>
                 <w14:ligatures w14:val="none"/>
               </w:rPr>
-              <w:t xml:space="preserve">Logo </w:t>
+              <w:t>Logo MechSystem</w:t>
             </w:r>
-            <w:proofErr w:type="spellStart"/>
-            <w:r>
-              <w:rPr>
-                <w:rFonts w:ascii="Times New Roman" w:eastAsia="Times New Roman" w:hAnsi="Times New Roman" w:cs="Times New Roman"/>
-                <w:kern w:val="0"/>
-                <w:sz w:val="20"/>
-                <w:szCs w:val="20"/>
-                <w:lang w:eastAsia="pt-BR"/>
-                <w14:ligatures w14:val="none"/>
-              </w:rPr>
-              <w:t>MechSystem</w:t>
-            </w:r>
-            <w:proofErr w:type="spellEnd"/>
           </w:p>
         </w:tc>
         <w:tc>
@@ -1551,6 +1478,7 @@
           <w:rFonts w:ascii="Times New Roman" w:eastAsia="Times New Roman" w:hAnsi="Times New Roman" w:cs="Times New Roman"/>
           <w:b/>
           <w:bCs/>
+          <w:noProof/>
           <w:kern w:val="0"/>
           <w:lang w:eastAsia="pt-BR"/>
           <w14:ligatures w14:val="none"/>
@@ -1634,7 +1562,6 @@
                 <w:lang w:eastAsia="pt-BR"/>
                 <w14:ligatures w14:val="none"/>
               </w:rPr>
-              <w:lastRenderedPageBreak/>
               <w:t>Elemento</w:t>
             </w:r>
           </w:p>
@@ -1829,6 +1756,7 @@
                 <w:lang w:eastAsia="pt-BR"/>
                 <w14:ligatures w14:val="none"/>
               </w:rPr>
+              <w:lastRenderedPageBreak/>
               <w:t>KPI Cards</w:t>
             </w:r>
           </w:p>
@@ -2578,6 +2506,7 @@
           <w:rFonts w:ascii="Times New Roman" w:eastAsia="Times New Roman" w:hAnsi="Times New Roman" w:cs="Times New Roman"/>
           <w:b/>
           <w:bCs/>
+          <w:noProof/>
           <w:kern w:val="0"/>
           <w:lang w:eastAsia="pt-BR"/>
           <w14:ligatures w14:val="none"/>
@@ -2640,7 +2569,6 @@
           <w:lang w:eastAsia="pt-BR"/>
           <w14:ligatures w14:val="none"/>
         </w:rPr>
-        <w:lastRenderedPageBreak/>
         <w:t>Descrição dos Elementos</w:t>
       </w:r>
     </w:p>
@@ -2686,6 +2614,7 @@
                 <w:lang w:eastAsia="pt-BR"/>
                 <w14:ligatures w14:val="none"/>
               </w:rPr>
+              <w:lastRenderedPageBreak/>
               <w:t>Elemento</w:t>
             </w:r>
           </w:p>
@@ -3630,7 +3559,7 @@
 </file>
 
 <file path=word/endnotes.xml><?xml version="1.0" encoding="utf-8"?>
-<w:endnotes xmlns:wpc="http://schemas.microsoft.com/office/word/2010/wordprocessingCanvas" xmlns:cx="http://schemas.microsoft.com/office/drawing/2014/chartex" xmlns:cx1="http://schemas.microsoft.com/office/drawing/2015/9/8/chartex" xmlns:cx2="http://schemas.microsoft.com/office/drawing/2015/10/21/chartex" xmlns:cx3="http://schemas.microsoft.com/office/drawing/2016/5/9/chartex" xmlns:cx4="http://schemas.microsoft.com/office/drawing/2016/5/10/chartex" xmlns:cx5="http://schemas.microsoft.com/office/drawing/2016/5/11/chartex" xmlns:cx6="http://schemas.microsoft.com/office/drawing/2016/5/12/chartex" xmlns:cx7="http://schemas.microsoft.com/office/drawing/2016/5/13/chartex" xmlns:cx8="http://schemas.microsoft.com/office/drawing/2016/5/14/chartex" xmlns:mc="http://schemas.openxmlformats.org/markup-compatibility/2006" xmlns:aink="http://schemas.microsoft.com/office/drawing/2016/ink" xmlns:am3d="http://schemas.microsoft.com/office/drawing/2017/model3d" xmlns:o="urn:schemas-microsoft-com:office:office" xmlns:oel="http://schemas.microsoft.com/office/2019/extlst" xmlns:r="http://schemas.openxmlformats.org/officeDocument/2006/relationships" xmlns:m="http://schemas.openxmlformats.org/officeDocument/2006/math" xmlns:v="urn:schemas-microsoft-com:vml" xmlns:wp14="http://schemas.microsoft.com/office/word/2010/wordprocessingDrawing" xmlns:wp="http://schemas.openxmlformats.org/drawingml/2006/wordprocessingDrawing" xmlns:w10="urn:schemas-microsoft-com:office:word" xmlns:w="http://schemas.openxmlformats.org/wordprocessingml/2006/main" xmlns:w14="http://schemas.microsoft.com/office/word/2010/wordml" xmlns:w15="http://schemas.microsoft.com/office/word/2012/wordml" xmlns:w16cex="http://schemas.microsoft.com/office/word/2018/wordml/cex" xmlns:w16cid="http://schemas.microsoft.com/office/word/2016/wordml/cid" xmlns:w16="http://schemas.microsoft.com/office/word/2018/wordml" xmlns:w16du="http://schemas.microsoft.com/office/word/2023/wordml/word16du" xmlns:w16sdtdh="http://schemas.microsoft.com/office/word/2020/wordml/sdtdatahash" xmlns:w16sdtfl="http://schemas.microsoft.com/office/word/2024/wordml/sdtformatlock" xmlns:w16se="http://schemas.microsoft.com/office/word/2015/wordml/symex" xmlns:wpg="http://schemas.microsoft.com/office/word/2010/wordprocessingGroup" xmlns:wpi="http://schemas.microsoft.com/office/word/2010/wordprocessingInk" xmlns:wne="http://schemas.microsoft.com/office/word/2006/wordml" xmlns:wps="http://schemas.microsoft.com/office/word/2010/wordprocessingShape" mc:Ignorable="w14 w15 w16se w16cid w16 w16cex w16sdtdh w16sdtfl w16du wp14">
+<w:endnotes xmlns:wpc="http://schemas.microsoft.com/office/word/2010/wordprocessingCanvas" xmlns:cx="http://schemas.microsoft.com/office/drawing/2014/chartex" xmlns:cx1="http://schemas.microsoft.com/office/drawing/2015/9/8/chartex" xmlns:cx2="http://schemas.microsoft.com/office/drawing/2015/10/21/chartex" xmlns:cx3="http://schemas.microsoft.com/office/drawing/2016/5/9/chartex" xmlns:cx4="http://schemas.microsoft.com/office/drawing/2016/5/10/chartex" xmlns:cx5="http://schemas.microsoft.com/office/drawing/2016/5/11/chartex" xmlns:cx6="http://schemas.microsoft.com/office/drawing/2016/5/12/chartex" xmlns:cx7="http://schemas.microsoft.com/office/drawing/2016/5/13/chartex" xmlns:cx8="http://schemas.microsoft.com/office/drawing/2016/5/14/chartex" xmlns:mc="http://schemas.openxmlformats.org/markup-compatibility/2006" xmlns:aink="http://schemas.microsoft.com/office/drawing/2016/ink" xmlns:am3d="http://schemas.microsoft.com/office/drawing/2017/model3d" xmlns:o="urn:schemas-microsoft-com:office:office" xmlns:oel="http://schemas.microsoft.com/office/2019/extlst" xmlns:r="http://schemas.openxmlformats.org/officeDocument/2006/relationships" xmlns:m="http://schemas.openxmlformats.org/officeDocument/2006/math" xmlns:v="urn:schemas-microsoft-com:vml" xmlns:wp14="http://schemas.microsoft.com/office/word/2010/wordprocessingDrawing" xmlns:wp="http://schemas.openxmlformats.org/drawingml/2006/wordprocessingDrawing" xmlns:w10="urn:schemas-microsoft-com:office:word" xmlns:w="http://schemas.openxmlformats.org/wordprocessingml/2006/main" xmlns:w14="http://schemas.microsoft.com/office/word/2010/wordml" xmlns:w15="http://schemas.microsoft.com/office/word/2012/wordml" xmlns:w16cei="http://schemas.microsoft.com/office/word/2026/wordml/cei" xmlns:w16cex="http://schemas.microsoft.com/office/word/2018/wordml/cex" xmlns:w16cid="http://schemas.microsoft.com/office/word/2016/wordml/cid" xmlns:w16="http://schemas.microsoft.com/office/word/2018/wordml" xmlns:w16du="http://schemas.microsoft.com/office/word/2023/wordml/word16du" xmlns:w16sdtdh="http://schemas.microsoft.com/office/word/2020/wordml/sdtdatahash" xmlns:w16sdtfl="http://schemas.microsoft.com/office/word/2024/wordml/sdtformatlock" xmlns:w16se="http://schemas.microsoft.com/office/word/2015/wordml/symex" xmlns:wpg="http://schemas.microsoft.com/office/word/2010/wordprocessingGroup" xmlns:wpi="http://schemas.microsoft.com/office/word/2010/wordprocessingInk" xmlns:wne="http://schemas.microsoft.com/office/word/2006/wordml" xmlns:wps="http://schemas.microsoft.com/office/word/2010/wordprocessingShape" mc:Ignorable="w14 w15 w16se w16cid w16 w16cex w16sdtdh w16sdtfl w16du wp14">
   <w:endnote w:type="separator" w:id="-1">
     <w:p>
       <w:pPr>
@@ -3655,7 +3584,7 @@
 </file>
 
 <file path=word/footer1.xml><?xml version="1.0" encoding="utf-8"?>
-<w:ftr xmlns:wpc="http://schemas.microsoft.com/office/word/2010/wordprocessingCanvas" xmlns:cx="http://schemas.microsoft.com/office/drawing/2014/chartex" xmlns:cx1="http://schemas.microsoft.com/office/drawing/2015/9/8/chartex" xmlns:cx2="http://schemas.microsoft.com/office/drawing/2015/10/21/chartex" xmlns:cx3="http://schemas.microsoft.com/office/drawing/2016/5/9/chartex" xmlns:cx4="http://schemas.microsoft.com/office/drawing/2016/5/10/chartex" xmlns:cx5="http://schemas.microsoft.com/office/drawing/2016/5/11/chartex" xmlns:cx6="http://schemas.microsoft.com/office/drawing/2016/5/12/chartex" xmlns:cx7="http://schemas.microsoft.com/office/drawing/2016/5/13/chartex" xmlns:cx8="http://schemas.microsoft.com/office/drawing/2016/5/14/chartex" xmlns:mc="http://schemas.openxmlformats.org/markup-compatibility/2006" xmlns:aink="http://schemas.microsoft.com/office/drawing/2016/ink" xmlns:am3d="http://schemas.microsoft.com/office/drawing/2017/model3d" xmlns:o="urn:schemas-microsoft-com:office:office" xmlns:oel="http://schemas.microsoft.com/office/2019/extlst" xmlns:r="http://schemas.openxmlformats.org/officeDocument/2006/relationships" xmlns:m="http://schemas.openxmlformats.org/officeDocument/2006/math" xmlns:v="urn:schemas-microsoft-com:vml" xmlns:wp14="http://schemas.microsoft.com/office/word/2010/wordprocessingDrawing" xmlns:wp="http://schemas.openxmlformats.org/drawingml/2006/wordprocessingDrawing" xmlns:w10="urn:schemas-microsoft-com:office:word" xmlns:w="http://schemas.openxmlformats.org/wordprocessingml/2006/main" xmlns:w14="http://schemas.microsoft.com/office/word/2010/wordml" xmlns:w15="http://schemas.microsoft.com/office/word/2012/wordml" xmlns:w16cex="http://schemas.microsoft.com/office/word/2018/wordml/cex" xmlns:w16cid="http://schemas.microsoft.com/office/word/2016/wordml/cid" xmlns:w16="http://schemas.microsoft.com/office/word/2018/wordml" xmlns:w16du="http://schemas.microsoft.com/office/word/2023/wordml/word16du" xmlns:w16sdtdh="http://schemas.microsoft.com/office/word/2020/wordml/sdtdatahash" xmlns:w16sdtfl="http://schemas.microsoft.com/office/word/2024/wordml/sdtformatlock" xmlns:w16se="http://schemas.microsoft.com/office/word/2015/wordml/symex" xmlns:wpg="http://schemas.microsoft.com/office/word/2010/wordprocessingGroup" xmlns:wpi="http://schemas.microsoft.com/office/word/2010/wordprocessingInk" xmlns:wne="http://schemas.microsoft.com/office/word/2006/wordml" xmlns:wps="http://schemas.microsoft.com/office/word/2010/wordprocessingShape" mc:Ignorable="w14 w15 w16se w16cid w16 w16cex w16sdtdh w16sdtfl w16du wp14">
+<w:ftr xmlns:wpc="http://schemas.microsoft.com/office/word/2010/wordprocessingCanvas" xmlns:cx="http://schemas.microsoft.com/office/drawing/2014/chartex" xmlns:cx1="http://schemas.microsoft.com/office/drawing/2015/9/8/chartex" xmlns:cx2="http://schemas.microsoft.com/office/drawing/2015/10/21/chartex" xmlns:cx3="http://schemas.microsoft.com/office/drawing/2016/5/9/chartex" xmlns:cx4="http://schemas.microsoft.com/office/drawing/2016/5/10/chartex" xmlns:cx5="http://schemas.microsoft.com/office/drawing/2016/5/11/chartex" xmlns:cx6="http://schemas.microsoft.com/office/drawing/2016/5/12/chartex" xmlns:cx7="http://schemas.microsoft.com/office/drawing/2016/5/13/chartex" xmlns:cx8="http://schemas.microsoft.com/office/drawing/2016/5/14/chartex" xmlns:mc="http://schemas.openxmlformats.org/markup-compatibility/2006" xmlns:aink="http://schemas.microsoft.com/office/drawing/2016/ink" xmlns:am3d="http://schemas.microsoft.com/office/drawing/2017/model3d" xmlns:o="urn:schemas-microsoft-com:office:office" xmlns:oel="http://schemas.microsoft.com/office/2019/extlst" xmlns:r="http://schemas.openxmlformats.org/officeDocument/2006/relationships" xmlns:m="http://schemas.openxmlformats.org/officeDocument/2006/math" xmlns:v="urn:schemas-microsoft-com:vml" xmlns:wp14="http://schemas.microsoft.com/office/word/2010/wordprocessingDrawing" xmlns:wp="http://schemas.openxmlformats.org/drawingml/2006/wordprocessingDrawing" xmlns:w10="urn:schemas-microsoft-com:office:word" xmlns:w="http://schemas.openxmlformats.org/wordprocessingml/2006/main" xmlns:w14="http://schemas.microsoft.com/office/word/2010/wordml" xmlns:w15="http://schemas.microsoft.com/office/word/2012/wordml" xmlns:w16cei="http://schemas.microsoft.com/office/word/2026/wordml/cei" xmlns:w16cex="http://schemas.microsoft.com/office/word/2018/wordml/cex" xmlns:w16cid="http://schemas.microsoft.com/office/word/2016/wordml/cid" xmlns:w16="http://schemas.microsoft.com/office/word/2018/wordml" xmlns:w16du="http://schemas.microsoft.com/office/word/2023/wordml/word16du" xmlns:w16sdtdh="http://schemas.microsoft.com/office/word/2020/wordml/sdtdatahash" xmlns:w16sdtfl="http://schemas.microsoft.com/office/word/2024/wordml/sdtformatlock" xmlns:w16se="http://schemas.microsoft.com/office/word/2015/wordml/symex" xmlns:wpg="http://schemas.microsoft.com/office/word/2010/wordprocessingGroup" xmlns:wpi="http://schemas.microsoft.com/office/word/2010/wordprocessingInk" xmlns:wne="http://schemas.microsoft.com/office/word/2006/wordml" xmlns:wps="http://schemas.microsoft.com/office/word/2010/wordprocessingShape" mc:Ignorable="w14 w15 w16se w16cid w16 w16cex w16sdtdh w16sdtfl w16du wp14">
   <w:sdt>
     <w:sdtPr>
       <w:id w:val="-1835298562"/>
@@ -3697,7 +3626,7 @@
 </file>
 
 <file path=word/footnotes.xml><?xml version="1.0" encoding="utf-8"?>
-<w:footnotes xmlns:wpc="http://schemas.microsoft.com/office/word/2010/wordprocessingCanvas" xmlns:cx="http://schemas.microsoft.com/office/drawing/2014/chartex" xmlns:cx1="http://schemas.microsoft.com/office/drawing/2015/9/8/chartex" xmlns:cx2="http://schemas.microsoft.com/office/drawing/2015/10/21/chartex" xmlns:cx3="http://schemas.microsoft.com/office/drawing/2016/5/9/chartex" xmlns:cx4="http://schemas.microsoft.com/office/drawing/2016/5/10/chartex" xmlns:cx5="http://schemas.microsoft.com/office/drawing/2016/5/11/chartex" xmlns:cx6="http://schemas.microsoft.com/office/drawing/2016/5/12/chartex" xmlns:cx7="http://schemas.microsoft.com/office/drawing/2016/5/13/chartex" xmlns:cx8="http://schemas.microsoft.com/office/drawing/2016/5/14/chartex" xmlns:mc="http://schemas.openxmlformats.org/markup-compatibility/2006" xmlns:aink="http://schemas.microsoft.com/office/drawing/2016/ink" xmlns:am3d="http://schemas.microsoft.com/office/drawing/2017/model3d" xmlns:o="urn:schemas-microsoft-com:office:office" xmlns:oel="http://schemas.microsoft.com/office/2019/extlst" xmlns:r="http://schemas.openxmlformats.org/officeDocument/2006/relationships" xmlns:m="http://schemas.openxmlformats.org/officeDocument/2006/math" xmlns:v="urn:schemas-microsoft-com:vml" xmlns:wp14="http://schemas.microsoft.com/office/word/2010/wordprocessingDrawing" xmlns:wp="http://schemas.openxmlformats.org/drawingml/2006/wordprocessingDrawing" xmlns:w10="urn:schemas-microsoft-com:office:word" xmlns:w="http://schemas.openxmlformats.org/wordprocessingml/2006/main" xmlns:w14="http://schemas.microsoft.com/office/word/2010/wordml" xmlns:w15="http://schemas.microsoft.com/office/word/2012/wordml" xmlns:w16cex="http://schemas.microsoft.com/office/word/2018/wordml/cex" xmlns:w16cid="http://schemas.microsoft.com/office/word/2016/wordml/cid" xmlns:w16="http://schemas.microsoft.com/office/word/2018/wordml" xmlns:w16du="http://schemas.microsoft.com/office/word/2023/wordml/word16du" xmlns:w16sdtdh="http://schemas.microsoft.com/office/word/2020/wordml/sdtdatahash" xmlns:w16sdtfl="http://schemas.microsoft.com/office/word/2024/wordml/sdtformatlock" xmlns:w16se="http://schemas.microsoft.com/office/word/2015/wordml/symex" xmlns:wpg="http://schemas.microsoft.com/office/word/2010/wordprocessingGroup" xmlns:wpi="http://schemas.microsoft.com/office/word/2010/wordprocessingInk" xmlns:wne="http://schemas.microsoft.com/office/word/2006/wordml" xmlns:wps="http://schemas.microsoft.com/office/word/2010/wordprocessingShape" mc:Ignorable="w14 w15 w16se w16cid w16 w16cex w16sdtdh w16sdtfl w16du wp14">
+<w:footnotes xmlns:wpc="http://schemas.microsoft.com/office/word/2010/wordprocessingCanvas" xmlns:cx="http://schemas.microsoft.com/office/drawing/2014/chartex" xmlns:cx1="http://schemas.microsoft.com/office/drawing/2015/9/8/chartex" xmlns:cx2="http://schemas.microsoft.com/office/drawing/2015/10/21/chartex" xmlns:cx3="http://schemas.microsoft.com/office/drawing/2016/5/9/chartex" xmlns:cx4="http://schemas.microsoft.com/office/drawing/2016/5/10/chartex" xmlns:cx5="http://schemas.microsoft.com/office/drawing/2016/5/11/chartex" xmlns:cx6="http://schemas.microsoft.com/office/drawing/2016/5/12/chartex" xmlns:cx7="http://schemas.microsoft.com/office/drawing/2016/5/13/chartex" xmlns:cx8="http://schemas.microsoft.com/office/drawing/2016/5/14/chartex" xmlns:mc="http://schemas.openxmlformats.org/markup-compatibility/2006" xmlns:aink="http://schemas.microsoft.com/office/drawing/2016/ink" xmlns:am3d="http://schemas.microsoft.com/office/drawing/2017/model3d" xmlns:o="urn:schemas-microsoft-com:office:office" xmlns:oel="http://schemas.microsoft.com/office/2019/extlst" xmlns:r="http://schemas.openxmlformats.org/officeDocument/2006/relationships" xmlns:m="http://schemas.openxmlformats.org/officeDocument/2006/math" xmlns:v="urn:schemas-microsoft-com:vml" xmlns:wp14="http://schemas.microsoft.com/office/word/2010/wordprocessingDrawing" xmlns:wp="http://schemas.openxmlformats.org/drawingml/2006/wordprocessingDrawing" xmlns:w10="urn:schemas-microsoft-com:office:word" xmlns:w="http://schemas.openxmlformats.org/wordprocessingml/2006/main" xmlns:w14="http://schemas.microsoft.com/office/word/2010/wordml" xmlns:w15="http://schemas.microsoft.com/office/word/2012/wordml" xmlns:w16cei="http://schemas.microsoft.com/office/word/2026/wordml/cei" xmlns:w16cex="http://schemas.microsoft.com/office/word/2018/wordml/cex" xmlns:w16cid="http://schemas.microsoft.com/office/word/2016/wordml/cid" xmlns:w16="http://schemas.microsoft.com/office/word/2018/wordml" xmlns:w16du="http://schemas.microsoft.com/office/word/2023/wordml/word16du" xmlns:w16sdtdh="http://schemas.microsoft.com/office/word/2020/wordml/sdtdatahash" xmlns:w16sdtfl="http://schemas.microsoft.com/office/word/2024/wordml/sdtformatlock" xmlns:w16se="http://schemas.microsoft.com/office/word/2015/wordml/symex" xmlns:wpg="http://schemas.microsoft.com/office/word/2010/wordprocessingGroup" xmlns:wpi="http://schemas.microsoft.com/office/word/2010/wordprocessingInk" xmlns:wne="http://schemas.microsoft.com/office/word/2006/wordml" xmlns:wps="http://schemas.microsoft.com/office/word/2010/wordprocessingShape" mc:Ignorable="w14 w15 w16se w16cid w16 w16cex w16sdtdh w16sdtfl w16du wp14">
   <w:footnote w:type="separator" w:id="-1">
     <w:p>
       <w:pPr>
@@ -3722,7 +3651,7 @@
 </file>
 
 <file path=word/header1.xml><?xml version="1.0" encoding="utf-8"?>
-<w:hdr xmlns:wpc="http://schemas.microsoft.com/office/word/2010/wordprocessingCanvas" xmlns:cx="http://schemas.microsoft.com/office/drawing/2014/chartex" xmlns:cx1="http://schemas.microsoft.com/office/drawing/2015/9/8/chartex" xmlns:cx2="http://schemas.microsoft.com/office/drawing/2015/10/21/chartex" xmlns:cx3="http://schemas.microsoft.com/office/drawing/2016/5/9/chartex" xmlns:cx4="http://schemas.microsoft.com/office/drawing/2016/5/10/chartex" xmlns:cx5="http://schemas.microsoft.com/office/drawing/2016/5/11/chartex" xmlns:cx6="http://schemas.microsoft.com/office/drawing/2016/5/12/chartex" xmlns:cx7="http://schemas.microsoft.com/office/drawing/2016/5/13/chartex" xmlns:cx8="http://schemas.microsoft.com/office/drawing/2016/5/14/chartex" xmlns:mc="http://schemas.openxmlformats.org/markup-compatibility/2006" xmlns:aink="http://schemas.microsoft.com/office/drawing/2016/ink" xmlns:am3d="http://schemas.microsoft.com/office/drawing/2017/model3d" xmlns:o="urn:schemas-microsoft-com:office:office" xmlns:oel="http://schemas.microsoft.com/office/2019/extlst" xmlns:r="http://schemas.openxmlformats.org/officeDocument/2006/relationships" xmlns:m="http://schemas.openxmlformats.org/officeDocument/2006/math" xmlns:v="urn:schemas-microsoft-com:vml" xmlns:wp14="http://schemas.microsoft.com/office/word/2010/wordprocessingDrawing" xmlns:wp="http://schemas.openxmlformats.org/drawingml/2006/wordprocessingDrawing" xmlns:w10="urn:schemas-microsoft-com:office:word" xmlns:w="http://schemas.openxmlformats.org/wordprocessingml/2006/main" xmlns:w14="http://schemas.microsoft.com/office/word/2010/wordml" xmlns:w15="http://schemas.microsoft.com/office/word/2012/wordml" xmlns:w16cex="http://schemas.microsoft.com/office/word/2018/wordml/cex" xmlns:w16cid="http://schemas.microsoft.com/office/word/2016/wordml/cid" xmlns:w16="http://schemas.microsoft.com/office/word/2018/wordml" xmlns:w16du="http://schemas.microsoft.com/office/word/2023/wordml/word16du" xmlns:w16sdtdh="http://schemas.microsoft.com/office/word/2020/wordml/sdtdatahash" xmlns:w16sdtfl="http://schemas.microsoft.com/office/word/2024/wordml/sdtformatlock" xmlns:w16se="http://schemas.microsoft.com/office/word/2015/wordml/symex" xmlns:wpg="http://schemas.microsoft.com/office/word/2010/wordprocessingGroup" xmlns:wpi="http://schemas.microsoft.com/office/word/2010/wordprocessingInk" xmlns:wne="http://schemas.microsoft.com/office/word/2006/wordml" xmlns:wps="http://schemas.microsoft.com/office/word/2010/wordprocessingShape" mc:Ignorable="w14 w15 w16se w16cid w16 w16cex w16sdtdh w16sdtfl w16du wp14">
+<w:hdr xmlns:wpc="http://schemas.microsoft.com/office/word/2010/wordprocessingCanvas" xmlns:cx="http://schemas.microsoft.com/office/drawing/2014/chartex" xmlns:cx1="http://schemas.microsoft.com/office/drawing/2015/9/8/chartex" xmlns:cx2="http://schemas.microsoft.com/office/drawing/2015/10/21/chartex" xmlns:cx3="http://schemas.microsoft.com/office/drawing/2016/5/9/chartex" xmlns:cx4="http://schemas.microsoft.com/office/drawing/2016/5/10/chartex" xmlns:cx5="http://schemas.microsoft.com/office/drawing/2016/5/11/chartex" xmlns:cx6="http://schemas.microsoft.com/office/drawing/2016/5/12/chartex" xmlns:cx7="http://schemas.microsoft.com/office/drawing/2016/5/13/chartex" xmlns:cx8="http://schemas.microsoft.com/office/drawing/2016/5/14/chartex" xmlns:mc="http://schemas.openxmlformats.org/markup-compatibility/2006" xmlns:aink="http://schemas.microsoft.com/office/drawing/2016/ink" xmlns:am3d="http://schemas.microsoft.com/office/drawing/2017/model3d" xmlns:o="urn:schemas-microsoft-com:office:office" xmlns:oel="http://schemas.microsoft.com/office/2019/extlst" xmlns:r="http://schemas.openxmlformats.org/officeDocument/2006/relationships" xmlns:m="http://schemas.openxmlformats.org/officeDocument/2006/math" xmlns:v="urn:schemas-microsoft-com:vml" xmlns:wp14="http://schemas.microsoft.com/office/word/2010/wordprocessingDrawing" xmlns:wp="http://schemas.openxmlformats.org/drawingml/2006/wordprocessingDrawing" xmlns:w10="urn:schemas-microsoft-com:office:word" xmlns:w="http://schemas.openxmlformats.org/wordprocessingml/2006/main" xmlns:w14="http://schemas.microsoft.com/office/word/2010/wordml" xmlns:w15="http://schemas.microsoft.com/office/word/2012/wordml" xmlns:w16cei="http://schemas.microsoft.com/office/word/2026/wordml/cei" xmlns:w16cex="http://schemas.microsoft.com/office/word/2018/wordml/cex" xmlns:w16cid="http://schemas.microsoft.com/office/word/2016/wordml/cid" xmlns:w16="http://schemas.microsoft.com/office/word/2018/wordml" xmlns:w16du="http://schemas.microsoft.com/office/word/2023/wordml/word16du" xmlns:w16sdtdh="http://schemas.microsoft.com/office/word/2020/wordml/sdtdatahash" xmlns:w16sdtfl="http://schemas.microsoft.com/office/word/2024/wordml/sdtformatlock" xmlns:w16se="http://schemas.microsoft.com/office/word/2015/wordml/symex" xmlns:wpg="http://schemas.microsoft.com/office/word/2010/wordprocessingGroup" xmlns:wpi="http://schemas.microsoft.com/office/word/2010/wordprocessingInk" xmlns:wne="http://schemas.microsoft.com/office/word/2006/wordml" xmlns:wps="http://schemas.microsoft.com/office/word/2010/wordprocessingShape" mc:Ignorable="w14 w15 w16se w16cid w16 w16cex w16sdtdh w16sdtfl w16du wp14">
   <w:p>
     <w:pPr>
       <w:pStyle w:val="Cabealho"/>
@@ -3806,7 +3735,7 @@
 </file>
 
 <file path=word/numbering.xml><?xml version="1.0" encoding="utf-8"?>
-<w:numbering xmlns:wpc="http://schemas.microsoft.com/office/word/2010/wordprocessingCanvas" xmlns:cx="http://schemas.microsoft.com/office/drawing/2014/chartex" xmlns:cx1="http://schemas.microsoft.com/office/drawing/2015/9/8/chartex" xmlns:cx2="http://schemas.microsoft.com/office/drawing/2015/10/21/chartex" xmlns:cx3="http://schemas.microsoft.com/office/drawing/2016/5/9/chartex" xmlns:cx4="http://schemas.microsoft.com/office/drawing/2016/5/10/chartex" xmlns:cx5="http://schemas.microsoft.com/office/drawing/2016/5/11/chartex" xmlns:cx6="http://schemas.microsoft.com/office/drawing/2016/5/12/chartex" xmlns:cx7="http://schemas.microsoft.com/office/drawing/2016/5/13/chartex" xmlns:cx8="http://schemas.microsoft.com/office/drawing/2016/5/14/chartex" xmlns:mc="http://schemas.openxmlformats.org/markup-compatibility/2006" xmlns:aink="http://schemas.microsoft.com/office/drawing/2016/ink" xmlns:am3d="http://schemas.microsoft.com/office/drawing/2017/model3d" xmlns:o="urn:schemas-microsoft-com:office:office" xmlns:oel="http://schemas.microsoft.com/office/2019/extlst" xmlns:r="http://schemas.openxmlformats.org/officeDocument/2006/relationships" xmlns:m="http://schemas.openxmlformats.org/officeDocument/2006/math" xmlns:v="urn:schemas-microsoft-com:vml" xmlns:wp14="http://schemas.microsoft.com/office/word/2010/wordprocessingDrawing" xmlns:wp="http://schemas.openxmlformats.org/drawingml/2006/wordprocessingDrawing" xmlns:w10="urn:schemas-microsoft-com:office:word" xmlns:w="http://schemas.openxmlformats.org/wordprocessingml/2006/main" xmlns:w14="http://schemas.microsoft.com/office/word/2010/wordml" xmlns:w15="http://schemas.microsoft.com/office/word/2012/wordml" xmlns:w16cex="http://schemas.microsoft.com/office/word/2018/wordml/cex" xmlns:w16cid="http://schemas.microsoft.com/office/word/2016/wordml/cid" xmlns:w16="http://schemas.microsoft.com/office/word/2018/wordml" xmlns:w16du="http://schemas.microsoft.com/office/word/2023/wordml/word16du" xmlns:w16sdtdh="http://schemas.microsoft.com/office/word/2020/wordml/sdtdatahash" xmlns:w16sdtfl="http://schemas.microsoft.com/office/word/2024/wordml/sdtformatlock" xmlns:w16se="http://schemas.microsoft.com/office/word/2015/wordml/symex" xmlns:wpg="http://schemas.microsoft.com/office/word/2010/wordprocessingGroup" xmlns:wpi="http://schemas.microsoft.com/office/word/2010/wordprocessingInk" xmlns:wne="http://schemas.microsoft.com/office/word/2006/wordml" xmlns:wps="http://schemas.microsoft.com/office/word/2010/wordprocessingShape" mc:Ignorable="w14 w15 w16se w16cid w16 w16cex w16sdtdh w16sdtfl w16du wp14">
+<w:numbering xmlns:wpc="http://schemas.microsoft.com/office/word/2010/wordprocessingCanvas" xmlns:cx="http://schemas.microsoft.com/office/drawing/2014/chartex" xmlns:cx1="http://schemas.microsoft.com/office/drawing/2015/9/8/chartex" xmlns:cx2="http://schemas.microsoft.com/office/drawing/2015/10/21/chartex" xmlns:cx3="http://schemas.microsoft.com/office/drawing/2016/5/9/chartex" xmlns:cx4="http://schemas.microsoft.com/office/drawing/2016/5/10/chartex" xmlns:cx5="http://schemas.microsoft.com/office/drawing/2016/5/11/chartex" xmlns:cx6="http://schemas.microsoft.com/office/drawing/2016/5/12/chartex" xmlns:cx7="http://schemas.microsoft.com/office/drawing/2016/5/13/chartex" xmlns:cx8="http://schemas.microsoft.com/office/drawing/2016/5/14/chartex" xmlns:mc="http://schemas.openxmlformats.org/markup-compatibility/2006" xmlns:aink="http://schemas.microsoft.com/office/drawing/2016/ink" xmlns:am3d="http://schemas.microsoft.com/office/drawing/2017/model3d" xmlns:o="urn:schemas-microsoft-com:office:office" xmlns:oel="http://schemas.microsoft.com/office/2019/extlst" xmlns:r="http://schemas.openxmlformats.org/officeDocument/2006/relationships" xmlns:m="http://schemas.openxmlformats.org/officeDocument/2006/math" xmlns:v="urn:schemas-microsoft-com:vml" xmlns:wp14="http://schemas.microsoft.com/office/word/2010/wordprocessingDrawing" xmlns:wp="http://schemas.openxmlformats.org/drawingml/2006/wordprocessingDrawing" xmlns:w10="urn:schemas-microsoft-com:office:word" xmlns:w="http://schemas.openxmlformats.org/wordprocessingml/2006/main" xmlns:w14="http://schemas.microsoft.com/office/word/2010/wordml" xmlns:w15="http://schemas.microsoft.com/office/word/2012/wordml" xmlns:w16cei="http://schemas.microsoft.com/office/word/2026/wordml/cei" xmlns:w16cex="http://schemas.microsoft.com/office/word/2018/wordml/cex" xmlns:w16cid="http://schemas.microsoft.com/office/word/2016/wordml/cid" xmlns:w16="http://schemas.microsoft.com/office/word/2018/wordml" xmlns:w16du="http://schemas.microsoft.com/office/word/2023/wordml/word16du" xmlns:w16sdtdh="http://schemas.microsoft.com/office/word/2020/wordml/sdtdatahash" xmlns:w16sdtfl="http://schemas.microsoft.com/office/word/2024/wordml/sdtformatlock" xmlns:w16se="http://schemas.microsoft.com/office/word/2015/wordml/symex" xmlns:wpg="http://schemas.microsoft.com/office/word/2010/wordprocessingGroup" xmlns:wpi="http://schemas.microsoft.com/office/word/2010/wordprocessingInk" xmlns:wne="http://schemas.microsoft.com/office/word/2006/wordml" xmlns:wps="http://schemas.microsoft.com/office/word/2010/wordprocessingShape" mc:Ignorable="w14 w15 w16se w16cid w16 w16cex w16sdtdh w16sdtfl w16du wp14">
   <w:abstractNum w:abstractNumId="0" w15:restartNumberingAfterBreak="0">
     <w:nsid w:val="05AB2B6C"/>
     <w:multiLevelType w:val="multilevel"/>
@@ -8015,6 +7944,7 @@
   <w:style w:type="character" w:default="1" w:styleId="Fontepargpadro">
     <w:name w:val="Default Paragraph Font"/>
     <w:uiPriority w:val="1"/>
+    <w:semiHidden/>
     <w:unhideWhenUsed/>
   </w:style>
   <w:style w:type="table" w:default="1" w:styleId="Tabelanormal">
